--- a/docs/evidence/depacc_results_evidence.docx
+++ b/docs/evidence/depacc_results_evidence.docx
@@ -47,7 +47,7 @@
           <w:color w:val="595959"/>
           <w:sz w:val="18"/>
         </w:rPr>
-        <w:t>Built 2026-08-18 from docs/paper-pack/ (claude/paper-readiness-verification-uknfe2 @ f7f1d8f) by tools/build_evidence_doc.py</w:t>
+        <w:t>Built 2026-08-18 from docs/paper-pack/ (claude/paper-readiness-verification-uknfe2 @ ab93f32) by tools/build_evidence_doc.py</w:t>
       </w:r>
     </w:p>
     <w:p>
@@ -15197,7 +15197,7 @@
           <w:b w:val="0"/>
           <w:i w:val="0"/>
         </w:rPr>
-        <w:t>The everyday-deprivation Gini rises with population under all 13 deprivation parameterisations; the emergency Gini is size-flat at baseline. The emergency half is conditional on beyond-benchmark escalation and must always be reported as such: the EMS benchmarks define the cost scale up to the 15-minute cut-off and both literature-grounded DCF forms coincide at the 8- and 15-minute anchors; beyond the cut-off no benchmark exists, and that is exactly where the two forms diverge.</w:t>
+        <w:t>The everyday-deprivation Gini rises with population under all 14 deprivation parameterisations; the emergency Gini is size-flat at baseline. The emergency half is conditional on beyond-benchmark escalation and must always be reported as such: the EMS benchmarks define the cost scale up to the 15-minute cut-off and all three literature-grounded escalation forms coincide at the 4/8/15-minute anchors; beyond the cut-off no benchmark exists, and that is exactly where the forms diverge.</w:t>
       </w:r>
     </w:p>
     <w:p>
@@ -15205,7 +15205,15 @@
         <w:pStyle w:val="ListBullet"/>
       </w:pPr>
       <w:r>
-        <w:t>Everyday Gini slope across all 13 parameterisations: +0.026 to +0.075, significant in 12/13 (the exception is the concave Box-Cox everyday form swap — a caveat to state).</w:t>
+        <w:t>Everyday Gini slope across all 14 parameterisations: +0.026 to +0.075, significant in 13/14 (the exception is the concave Box-Cox everyday form swap — a caveat to state).</w:t>
+      </w:r>
+    </w:p>
+    <w:p>
+      <w:pPr>
+        <w:pStyle w:val="ListBullet"/>
+      </w:pPr>
+      <w:r>
+        <w:t>Saturating escalation — the bounded survival-based curve (1 = full deprivation; saturation at ~30–45 min emerging from the benchmark anchors): emergency Gini size-flat — the “1 = full deprivation” framing gives the same headline as the baseline.</w:t>
       </w:r>
     </w:p>
     <w:p>
@@ -15592,6 +15600,72 @@
           </w:p>
         </w:tc>
       </w:tr>
+      <w:tr>
+        <w:tc>
+          <w:tcPr>
+            <w:tcW w:type="dxa" w:w="2409"/>
+          </w:tcPr>
+          <w:p>
+            <w:pPr>
+              <w:spacing w:after="0"/>
+            </w:pPr>
+            <w:r>
+              <w:rPr>
+                <w:sz w:val="16"/>
+              </w:rPr>
+              <w:t>Saturating (survival-based, bounded, 1 = full)</w:t>
+            </w:r>
+          </w:p>
+        </w:tc>
+        <w:tc>
+          <w:tcPr>
+            <w:tcW w:type="dxa" w:w="2409"/>
+          </w:tcPr>
+          <w:p>
+            <w:pPr>
+              <w:spacing w:after="0"/>
+            </w:pPr>
+            <w:r>
+              <w:rPr>
+                <w:sz w:val="16"/>
+              </w:rPr>
+              <w:t>0.001</w:t>
+            </w:r>
+          </w:p>
+        </w:tc>
+        <w:tc>
+          <w:tcPr>
+            <w:tcW w:type="dxa" w:w="2409"/>
+          </w:tcPr>
+          <w:p>
+            <w:pPr>
+              <w:spacing w:after="0"/>
+            </w:pPr>
+            <w:r>
+              <w:rPr>
+                <w:sz w:val="16"/>
+              </w:rPr>
+              <w:t>0.022</w:t>
+            </w:r>
+          </w:p>
+        </w:tc>
+        <w:tc>
+          <w:tcPr>
+            <w:tcW w:type="dxa" w:w="2409"/>
+          </w:tcPr>
+          <w:p>
+            <w:pPr>
+              <w:spacing w:after="0"/>
+            </w:pPr>
+            <w:r>
+              <w:rPr>
+                <w:sz w:val="16"/>
+              </w:rPr>
+              <w:t>0.969</w:t>
+            </w:r>
+          </w:p>
+        </w:tc>
+      </w:tr>
     </w:tbl>
     <w:p>
       <w:r>
@@ -15797,7 +15871,7 @@
       <w:r>
         <w:drawing>
           <wp:inline xmlns:a="http://schemas.openxmlformats.org/drawingml/2006/main" xmlns:pic="http://schemas.openxmlformats.org/drawingml/2006/picture">
-            <wp:extent cx="5940000" cy="1826188"/>
+            <wp:extent cx="5940000" cy="1338793"/>
             <wp:docPr id="2" name="Picture 2"/>
             <wp:cNvGraphicFramePr>
               <a:graphicFrameLocks noChangeAspect="1"/>
@@ -15818,7 +15892,7 @@
                   <pic:spPr>
                     <a:xfrm>
                       <a:off x="0" y="0"/>
-                      <a:ext cx="5940000" cy="1826188"/>
+                      <a:ext cx="5940000" cy="1338793"/>
                     </a:xfrm>
                     <a:prstGeom prst="rect"/>
                   </pic:spPr>
@@ -15841,7 +15915,7 @@
           <w:color w:val="595959"/>
           <w:sz w:val="17"/>
         </w:rPr>
-        <w:t>Figure H2 — deprivation_curves.png: both regimes' loss/cost curves with the EMS anchors (3–4 / 8 / 15 min), the curvature and form-swap variants swept in sensitivity, and the linear loss a pure-access measure implies.</w:t>
+        <w:t>Figure H2 — deprivation_curves.png: everyday level curve; the emergency benchmark window (0–15 min), where all three escalation forms coincide at the EMS anchors by construction; and the beyond-cut-off region (log scale), where they diverge — saturating 1.6× / Box-Cox 11× / exponential 120× the benchmark cost at 60 min. The dotted line is the linear loss a pure-access minutes average implies.</w:t>
       </w:r>
     </w:p>
     <w:p>
@@ -17753,7 +17827,7 @@
           <w:b w:val="0"/>
           <w:i w:val="0"/>
         </w:rPr>
-        <w:t>The HH share at the median split averages 33 % against the 25 % independence benchmark and exceeds it in 66 of 67 cities; coupling ρ spans -0.02 to 0.74. The class shares barely notice the deprivation function: median per-city envelope width 1.4 pp under the curvature grid and 0.7 pp under the form swap, against 29.8 pp for the “how high is high” threshold — which is exactly why the continuous compounding_intensity is the headline and the class shares carry a threshold sweep.</w:t>
+        <w:t>The HH share at the median split averages 33 % against the 25 % independence benchmark and exceeds it in 66 of 67 cities; coupling ρ spans -0.02 to 0.74. The class shares barely notice the deprivation function: median per-city envelope width 1.4 pp under the curvature grid and 0.9 pp under the form swap, against 29.8 pp for the “how high is high” threshold — which is exactly why the continuous compounding_intensity is the headline and the class shares carry a threshold sweep.</w:t>
       </w:r>
     </w:p>
     <w:p>
@@ -17913,7 +17987,7 @@
               <w:rPr>
                 <w:sz w:val="16"/>
               </w:rPr>
-              <w:t>0.7 pp</w:t>
+              <w:t>0.9 pp</w:t>
             </w:r>
           </w:p>
         </w:tc>
@@ -20424,7 +20498,7 @@
           <w:b w:val="0"/>
           <w:i w:val="0"/>
         </w:rPr>
-        <w:t>Everything the claims were pushed through, in one place: the specification curve (13 deprivation parameterisations), rank agreement of the city orderings, the per-city assumption footprint (flip cells), and the level envelopes.</w:t>
+        <w:t>Everything the claims were pushed through, in one place: the specification curve (14 deprivation parameterisations), rank agreement of the city orderings, the per-city assumption footprint (flip cells), and the level envelopes.</w:t>
       </w:r>
     </w:p>
     <w:p>
@@ -20440,7 +20514,15 @@
         <w:pStyle w:val="ListBullet"/>
       </w:pPr>
       <w:r>
-        <w:t>Exception, reported as a change of measurand (not noise): under exponential escalation the emergency-Gini ordering becomes an extreme-tail-depth ordering (ρ = 0.19 vs baseline).</w:t>
+        <w:t>Scoped exception (a change of measurand, not noise): under exponential escalation the emergency-Gini ordering becomes an extreme-tail-depth ordering (ρ = 0.19 vs baseline).</w:t>
+      </w:r>
+    </w:p>
+    <w:p>
+      <w:pPr>
+        <w:pStyle w:val="ListBullet"/>
+      </w:pPr>
+      <w:r>
+        <w:t>Scoped exception: under the bounded survival curve it becomes a benchmark-window inequality ordering (ρ = 0.49 vs baseline) — the tail beyond saturation no longer distinguishes cities.</w:t>
       </w:r>
     </w:p>
     <w:p>
@@ -20532,7 +20614,7 @@
               <w:rPr>
                 <w:sz w:val="16"/>
               </w:rPr>
-              <w:t>15.8 %</w:t>
+              <w:t>18.1 %</w:t>
             </w:r>
           </w:p>
         </w:tc>
@@ -20566,7 +20648,7 @@
               <w:rPr>
                 <w:sz w:val="16"/>
               </w:rPr>
-              <w:t>5.2 – 36.1 %</w:t>
+              <w:t>5.2 – 53.0 %</w:t>
             </w:r>
           </w:p>
         </w:tc>
@@ -20600,7 +20682,7 @@
               <w:rPr>
                 <w:sz w:val="16"/>
               </w:rPr>
-              <w:t>84.2 %</w:t>
+              <w:t>81.9 %</w:t>
             </w:r>
           </w:p>
         </w:tc>
@@ -21102,7 +21184,7 @@
               <w:rPr>
                 <w:sz w:val="16"/>
               </w:rPr>
-              <w:t>0.484</w:t>
+              <w:t>0.649</w:t>
             </w:r>
           </w:p>
         </w:tc>
@@ -21118,7 +21200,7 @@
               <w:rPr>
                 <w:sz w:val="16"/>
               </w:rPr>
-              <w:t>0.017 – 0.671</w:t>
+              <w:t>0.046 – 0.858</w:t>
             </w:r>
           </w:p>
         </w:tc>
@@ -21184,7 +21266,7 @@
               <w:rPr>
                 <w:sz w:val="16"/>
               </w:rPr>
-              <w:t>0.426</w:t>
+              <w:t>0.649</w:t>
             </w:r>
           </w:p>
         </w:tc>
@@ -21200,7 +21282,7 @@
               <w:rPr>
                 <w:sz w:val="16"/>
               </w:rPr>
-              <w:t>0.007 – 0.663</w:t>
+              <w:t>0.096 – 0.858</w:t>
             </w:r>
           </w:p>
         </w:tc>
